--- a/templates/contract-template.docx
+++ b/templates/contract-template.docx
@@ -968,7 +968,7 @@
           <w:color w:val="000000" w:themeColor="text1"/>
           <w:sz w:val="18"/>
         </w:rPr>
-        <w:t>EL ABBADI MOHAMED</w:t>
+        <w:t/>
       </w:r>
     </w:p>
     <w:p>
@@ -1003,7 +1003,7 @@
           <w:color w:val="000000" w:themeColor="text1"/>
           <w:sz w:val="18"/>
         </w:rPr>
-        <w:t>PZ815539</w:t>
+        <w:t/>
       </w:r>
     </w:p>
     <w:p>
@@ -1029,7 +1029,7 @@
           <w:color w:val="000000" w:themeColor="text1"/>
           <w:sz w:val="18"/>
         </w:rPr>
-        <w:t>HAY RACHAD Q2 N 605 TIFLET</w:t>
+        <w:t/>
       </w:r>
     </w:p>
     <w:p>
@@ -2074,7 +2074,7 @@
           <w:color w:val="000000" w:themeColor="text1"/>
           <w:sz w:val="18"/>
         </w:rPr>
-        <w:t>Mr EL ABBADI MOHAMED</w:t>
+        <w:t/>
       </w:r>
     </w:p>
     <w:p>
@@ -2423,6 +2423,7 @@
         </w:rPr>
         <w:t xml:space="preserve"> </w:t>
       </w:r>
+      <w:bookmarkStart w:id="100" w:name="titre_foncier"/>
       <w:r>
         <w:rPr>
           <w:b/>
@@ -2432,6 +2433,7 @@
         </w:rPr>
         <w:t>31846/16</w:t>
       </w:r>
+      <w:bookmarkEnd w:id="100"/>
     </w:p>
     <w:p>
       <w:pPr>
@@ -2476,7 +2478,7 @@
           <w:sz w:val="18"/>
           <w:szCs w:val="18"/>
         </w:rPr>
-        <w:t>Centre</w:t>
+        <w:t/>
       </w:r>
       <w:proofErr w:type="gramEnd"/>
       <w:r>
@@ -2492,7 +2494,7 @@
           <w:sz w:val="18"/>
           <w:szCs w:val="18"/>
         </w:rPr>
-        <w:t>Tiflet</w:t>
+        <w:t/>
       </w:r>
       <w:proofErr w:type="spellEnd"/>
       <w:r>
@@ -3376,7 +3378,7 @@
           <w:color w:val="000000" w:themeColor="text1"/>
           <w:sz w:val="18"/>
         </w:rPr>
-        <w:t>Mr EL ABBADI MOHAMED</w:t>
+        <w:t/>
       </w:r>
       <w:r>
         <w:rPr>
@@ -4514,6 +4516,7 @@
         </w:rPr>
         <w:t xml:space="preserve">de </w:t>
       </w:r>
+      <w:bookmarkStart w:id="102" w:name="taux_honoraires_lettres_2"/>
       <w:r>
         <w:t xml:space="preserve"> trois</w:t>
       </w:r>
@@ -4528,12 +4531,15 @@
         </w:rPr>
         <w:t xml:space="preserve">pour cent </w:t>
       </w:r>
+      <w:bookmarkEnd w:id="102"/>
       <w:r>
         <w:t>(</w:t>
       </w:r>
+      <w:bookmarkStart w:id="101" w:name="taux_honoraires_2"/>
       <w:r>
         <w:t>3</w:t>
       </w:r>
+      <w:bookmarkEnd w:id="101"/>
       <w:r>
         <w:t xml:space="preserve">%) </w:t>
       </w:r>
@@ -8742,6 +8748,7 @@
         </w:rPr>
         <w:t xml:space="preserve"> </w:t>
       </w:r>
+      <w:bookmarkStart w:id="103" w:name="nom_du_projet_2"/>
       <w:r>
         <w:rPr>
           <w:b/>
@@ -8751,6 +8758,7 @@
         </w:rPr>
         <w:t>Modification d’un logement R+5</w:t>
       </w:r>
+      <w:bookmarkEnd w:id="103"/>
     </w:p>
     <w:p>
       <w:pPr>
@@ -9437,1809 +9445,6 @@
           <w:docGrid w:linePitch="272"/>
         </w:sectPr>
       </w:pPr>
-    </w:p>
-    <w:p>
-      <w:pPr>
-        <w:rPr>
-          <w:color w:val="000000" w:themeColor="text1"/>
-          <w:sz w:val="18"/>
-        </w:rPr>
-      </w:pPr>
-    </w:p>
-    <w:p>
-      <w:pPr>
-        <w:tabs>
-          <w:tab w:val="left" w:pos="567"/>
-        </w:tabs>
-        <w:spacing w:before="120"/>
-        <w:rPr>
-          <w:b/>
-          <w:bCs/>
-          <w:color w:val="000000" w:themeColor="text1"/>
-          <w:sz w:val="18"/>
-        </w:rPr>
-      </w:pPr>
-      <w:proofErr w:type="gramStart"/>
-      <w:r>
-        <w:rPr>
-          <w:b/>
-          <w:bCs/>
-          <w:color w:val="000000" w:themeColor="text1"/>
-          <w:sz w:val="18"/>
-        </w:rPr>
-        <w:t>{ "</w:t>
-      </w:r>
-      <w:proofErr w:type="spellStart"/>
-      <w:proofErr w:type="gramEnd"/>
-      <w:r>
-        <w:rPr>
-          <w:b/>
-          <w:bCs/>
-          <w:color w:val="000000" w:themeColor="text1"/>
-          <w:sz w:val="18"/>
-        </w:rPr>
-        <w:t>civilite</w:t>
-      </w:r>
-      <w:proofErr w:type="spellEnd"/>
-      <w:r>
-        <w:rPr>
-          <w:b/>
-          <w:bCs/>
-          <w:color w:val="000000" w:themeColor="text1"/>
-          <w:sz w:val="18"/>
-        </w:rPr>
-        <w:t>": "</w:t>
-      </w:r>
-      <w:bookmarkStart w:id="1" w:name="civilite"/>
-      <w:r>
-        <w:rPr>
-          <w:b/>
-          <w:bCs/>
-          <w:color w:val="000000" w:themeColor="text1"/>
-          <w:sz w:val="18"/>
-        </w:rPr>
-        <w:t>Mr</w:t>
-      </w:r>
-      <w:bookmarkEnd w:id="1"/>
-      <w:r>
-        <w:rPr>
-          <w:b/>
-          <w:bCs/>
-          <w:color w:val="000000" w:themeColor="text1"/>
-          <w:sz w:val="18"/>
-        </w:rPr>
-        <w:t xml:space="preserve">", </w:t>
-      </w:r>
-    </w:p>
-    <w:p>
-      <w:pPr>
-        <w:tabs>
-          <w:tab w:val="left" w:pos="567"/>
-        </w:tabs>
-        <w:spacing w:before="120"/>
-        <w:rPr>
-          <w:b/>
-          <w:bCs/>
-          <w:color w:val="000000" w:themeColor="text1"/>
-          <w:sz w:val="18"/>
-        </w:rPr>
-      </w:pPr>
-      <w:r>
-        <w:rPr>
-          <w:b/>
-          <w:bCs/>
-          <w:color w:val="000000" w:themeColor="text1"/>
-          <w:sz w:val="18"/>
-        </w:rPr>
-        <w:t>"</w:t>
-      </w:r>
-      <w:proofErr w:type="spellStart"/>
-      <w:r>
-        <w:rPr>
-          <w:b/>
-          <w:bCs/>
-          <w:color w:val="000000" w:themeColor="text1"/>
-          <w:sz w:val="18"/>
-        </w:rPr>
-        <w:t>nom_prenom</w:t>
-      </w:r>
-      <w:proofErr w:type="spellEnd"/>
-      <w:proofErr w:type="gramStart"/>
-      <w:r>
-        <w:rPr>
-          <w:b/>
-          <w:bCs/>
-          <w:color w:val="000000" w:themeColor="text1"/>
-          <w:sz w:val="18"/>
-        </w:rPr>
-        <w:t>":</w:t>
-      </w:r>
-      <w:proofErr w:type="gramEnd"/>
-      <w:r>
-        <w:rPr>
-          <w:b/>
-          <w:bCs/>
-          <w:color w:val="000000" w:themeColor="text1"/>
-          <w:sz w:val="18"/>
-        </w:rPr>
-        <w:t xml:space="preserve"> "</w:t>
-      </w:r>
-      <w:bookmarkStart w:id="2" w:name="nom_prenom"/>
-      <w:r>
-        <w:rPr>
-          <w:b/>
-          <w:bCs/>
-          <w:color w:val="000000" w:themeColor="text1"/>
-          <w:sz w:val="18"/>
-        </w:rPr>
-        <w:t>EL ABBADI HMIDA</w:t>
-      </w:r>
-      <w:bookmarkEnd w:id="2"/>
-      <w:r>
-        <w:rPr>
-          <w:b/>
-          <w:bCs/>
-          <w:color w:val="000000" w:themeColor="text1"/>
-          <w:sz w:val="18"/>
-        </w:rPr>
-        <w:t xml:space="preserve">", </w:t>
-      </w:r>
-    </w:p>
-    <w:p>
-      <w:pPr>
-        <w:tabs>
-          <w:tab w:val="left" w:pos="567"/>
-        </w:tabs>
-        <w:spacing w:before="120"/>
-        <w:rPr>
-          <w:b/>
-          <w:bCs/>
-          <w:color w:val="000000" w:themeColor="text1"/>
-          <w:sz w:val="18"/>
-        </w:rPr>
-      </w:pPr>
-      <w:r>
-        <w:rPr>
-          <w:b/>
-          <w:bCs/>
-          <w:color w:val="000000" w:themeColor="text1"/>
-          <w:sz w:val="18"/>
-          <w:highlight w:val="yellow"/>
-        </w:rPr>
-        <w:t>"</w:t>
-      </w:r>
-      <w:proofErr w:type="spellStart"/>
-      <w:r>
-        <w:rPr>
-          <w:b/>
-          <w:bCs/>
-          <w:color w:val="000000" w:themeColor="text1"/>
-          <w:sz w:val="18"/>
-          <w:highlight w:val="yellow"/>
-        </w:rPr>
-        <w:t>cin</w:t>
-      </w:r>
-      <w:proofErr w:type="spellEnd"/>
-      <w:proofErr w:type="gramStart"/>
-      <w:r>
-        <w:rPr>
-          <w:b/>
-          <w:bCs/>
-          <w:color w:val="000000" w:themeColor="text1"/>
-          <w:sz w:val="18"/>
-          <w:highlight w:val="yellow"/>
-        </w:rPr>
-        <w:t>":</w:t>
-      </w:r>
-      <w:proofErr w:type="gramEnd"/>
-      <w:r>
-        <w:rPr>
-          <w:b/>
-          <w:bCs/>
-          <w:color w:val="000000" w:themeColor="text1"/>
-          <w:sz w:val="18"/>
-        </w:rPr>
-        <w:t xml:space="preserve"> "</w:t>
-      </w:r>
-      <w:bookmarkStart w:id="3" w:name="cin"/>
-      <w:r>
-        <w:rPr>
-          <w:b/>
-          <w:bCs/>
-          <w:color w:val="000000" w:themeColor="text1"/>
-          <w:sz w:val="18"/>
-        </w:rPr>
-        <w:t>PZ819283</w:t>
-      </w:r>
-      <w:bookmarkEnd w:id="3"/>
-      <w:r>
-        <w:rPr>
-          <w:b/>
-          <w:bCs/>
-          <w:color w:val="000000" w:themeColor="text1"/>
-          <w:sz w:val="18"/>
-        </w:rPr>
-        <w:t xml:space="preserve">", </w:t>
-      </w:r>
-    </w:p>
-    <w:p>
-      <w:pPr>
-        <w:tabs>
-          <w:tab w:val="left" w:pos="567"/>
-        </w:tabs>
-        <w:spacing w:before="120"/>
-        <w:rPr>
-          <w:b/>
-          <w:bCs/>
-          <w:color w:val="000000" w:themeColor="text1"/>
-          <w:sz w:val="18"/>
-        </w:rPr>
-      </w:pPr>
-      <w:r>
-        <w:rPr>
-          <w:b/>
-          <w:bCs/>
-          <w:color w:val="000000" w:themeColor="text1"/>
-          <w:sz w:val="18"/>
-        </w:rPr>
-        <w:t>"adresse</w:t>
-      </w:r>
-      <w:proofErr w:type="gramStart"/>
-      <w:r>
-        <w:rPr>
-          <w:b/>
-          <w:bCs/>
-          <w:color w:val="000000" w:themeColor="text1"/>
-          <w:sz w:val="18"/>
-        </w:rPr>
-        <w:t>":</w:t>
-      </w:r>
-      <w:proofErr w:type="gramEnd"/>
-      <w:r>
-        <w:rPr>
-          <w:b/>
-          <w:bCs/>
-          <w:color w:val="000000" w:themeColor="text1"/>
-          <w:sz w:val="18"/>
-        </w:rPr>
-        <w:t xml:space="preserve"> "</w:t>
-      </w:r>
-      <w:bookmarkStart w:id="4" w:name="adresse"/>
-      <w:r>
-        <w:rPr>
-          <w:b/>
-          <w:bCs/>
-          <w:color w:val="000000" w:themeColor="text1"/>
-          <w:sz w:val="18"/>
-        </w:rPr>
-        <w:t>HAY RACHAD G 3 NR 798 TIFLET</w:t>
-      </w:r>
-      <w:bookmarkEnd w:id="4"/>
-      <w:r>
-        <w:rPr>
-          <w:b/>
-          <w:bCs/>
-          <w:color w:val="000000" w:themeColor="text1"/>
-          <w:sz w:val="18"/>
-        </w:rPr>
-        <w:t xml:space="preserve">", </w:t>
-      </w:r>
-    </w:p>
-    <w:p>
-      <w:pPr>
-        <w:tabs>
-          <w:tab w:val="left" w:pos="567"/>
-        </w:tabs>
-        <w:spacing w:before="120"/>
-        <w:rPr>
-          <w:b/>
-          <w:bCs/>
-          <w:color w:val="000000" w:themeColor="text1"/>
-          <w:sz w:val="18"/>
-        </w:rPr>
-      </w:pPr>
-      <w:r>
-        <w:rPr>
-          <w:b/>
-          <w:bCs/>
-          <w:color w:val="000000" w:themeColor="text1"/>
-          <w:sz w:val="18"/>
-        </w:rPr>
-        <w:br/>
-      </w:r>
-      <w:r>
-        <w:rPr>
-          <w:b/>
-          <w:bCs/>
-          <w:color w:val="000000" w:themeColor="text1"/>
-          <w:sz w:val="18"/>
-        </w:rPr>
-        <w:t>"civilite</w:t>
-      </w:r>
-      <w:r>
-        <w:rPr>
-          <w:b/>
-          <w:bCs/>
-          <w:color w:val="000000" w:themeColor="text1"/>
-          <w:sz w:val="18"/>
-        </w:rPr>
-        <w:t>2</w:t>
-      </w:r>
-      <w:proofErr w:type="gramStart"/>
-      <w:r>
-        <w:rPr>
-          <w:b/>
-          <w:bCs/>
-          <w:color w:val="000000" w:themeColor="text1"/>
-          <w:sz w:val="18"/>
-        </w:rPr>
-        <w:t>":</w:t>
-      </w:r>
-      <w:proofErr w:type="gramEnd"/>
-      <w:r>
-        <w:rPr>
-          <w:b/>
-          <w:bCs/>
-          <w:color w:val="000000" w:themeColor="text1"/>
-          <w:sz w:val="18"/>
-        </w:rPr>
-        <w:t xml:space="preserve"> "</w:t>
-      </w:r>
-      <w:bookmarkStart w:id="5" w:name="civilite2"/>
-      <w:r>
-        <w:rPr>
-          <w:b/>
-          <w:bCs/>
-          <w:color w:val="000000" w:themeColor="text1"/>
-          <w:sz w:val="18"/>
-        </w:rPr>
-        <w:t>Mr</w:t>
-      </w:r>
-      <w:bookmarkEnd w:id="5"/>
-      <w:r>
-        <w:rPr>
-          <w:b/>
-          <w:bCs/>
-          <w:color w:val="000000" w:themeColor="text1"/>
-          <w:sz w:val="18"/>
-        </w:rPr>
-        <w:t xml:space="preserve">", </w:t>
-      </w:r>
-    </w:p>
-    <w:p>
-      <w:pPr>
-        <w:tabs>
-          <w:tab w:val="left" w:pos="567"/>
-        </w:tabs>
-        <w:spacing w:before="120"/>
-        <w:rPr>
-          <w:b/>
-          <w:bCs/>
-          <w:color w:val="000000" w:themeColor="text1"/>
-          <w:sz w:val="18"/>
-        </w:rPr>
-      </w:pPr>
-      <w:r>
-        <w:rPr>
-          <w:b/>
-          <w:bCs/>
-          <w:color w:val="000000" w:themeColor="text1"/>
-          <w:sz w:val="18"/>
-        </w:rPr>
-        <w:t>"nom_prenom</w:t>
-      </w:r>
-      <w:r>
-        <w:rPr>
-          <w:b/>
-          <w:bCs/>
-          <w:color w:val="000000" w:themeColor="text1"/>
-          <w:sz w:val="18"/>
-        </w:rPr>
-        <w:t>2</w:t>
-      </w:r>
-      <w:proofErr w:type="gramStart"/>
-      <w:r>
-        <w:rPr>
-          <w:b/>
-          <w:bCs/>
-          <w:color w:val="000000" w:themeColor="text1"/>
-          <w:sz w:val="18"/>
-        </w:rPr>
-        <w:t>":</w:t>
-      </w:r>
-      <w:proofErr w:type="gramEnd"/>
-      <w:r>
-        <w:rPr>
-          <w:b/>
-          <w:bCs/>
-          <w:color w:val="000000" w:themeColor="text1"/>
-          <w:sz w:val="18"/>
-        </w:rPr>
-        <w:t xml:space="preserve"> "</w:t>
-      </w:r>
-      <w:bookmarkStart w:id="6" w:name="nom_prenom2"/>
-      <w:r>
-        <w:rPr>
-          <w:b/>
-          <w:bCs/>
-          <w:color w:val="000000" w:themeColor="text1"/>
-          <w:sz w:val="18"/>
-        </w:rPr>
-        <w:t>EL ABBADI HMIDA</w:t>
-      </w:r>
-      <w:bookmarkEnd w:id="6"/>
-      <w:r>
-        <w:rPr>
-          <w:b/>
-          <w:bCs/>
-          <w:color w:val="000000" w:themeColor="text1"/>
-          <w:sz w:val="18"/>
-        </w:rPr>
-        <w:t xml:space="preserve">", </w:t>
-      </w:r>
-    </w:p>
-    <w:p>
-      <w:pPr>
-        <w:tabs>
-          <w:tab w:val="left" w:pos="567"/>
-        </w:tabs>
-        <w:spacing w:before="120"/>
-        <w:rPr>
-          <w:b/>
-          <w:bCs/>
-          <w:color w:val="000000" w:themeColor="text1"/>
-          <w:sz w:val="18"/>
-        </w:rPr>
-      </w:pPr>
-      <w:r>
-        <w:rPr>
-          <w:b/>
-          <w:bCs/>
-          <w:color w:val="000000" w:themeColor="text1"/>
-          <w:sz w:val="18"/>
-          <w:highlight w:val="yellow"/>
-        </w:rPr>
-        <w:t>"cin</w:t>
-      </w:r>
-      <w:r>
-        <w:rPr>
-          <w:b/>
-          <w:bCs/>
-          <w:color w:val="000000" w:themeColor="text1"/>
-          <w:sz w:val="18"/>
-          <w:highlight w:val="yellow"/>
-        </w:rPr>
-        <w:t>2</w:t>
-      </w:r>
-      <w:proofErr w:type="gramStart"/>
-      <w:r>
-        <w:rPr>
-          <w:b/>
-          <w:bCs/>
-          <w:color w:val="000000" w:themeColor="text1"/>
-          <w:sz w:val="18"/>
-          <w:highlight w:val="yellow"/>
-        </w:rPr>
-        <w:t>":</w:t>
-      </w:r>
-      <w:proofErr w:type="gramEnd"/>
-      <w:r>
-        <w:rPr>
-          <w:b/>
-          <w:bCs/>
-          <w:color w:val="000000" w:themeColor="text1"/>
-          <w:sz w:val="18"/>
-        </w:rPr>
-        <w:t xml:space="preserve"> "</w:t>
-      </w:r>
-      <w:bookmarkStart w:id="7" w:name="cin2"/>
-      <w:r>
-        <w:rPr>
-          <w:b/>
-          <w:bCs/>
-          <w:color w:val="000000" w:themeColor="text1"/>
-          <w:sz w:val="18"/>
-        </w:rPr>
-        <w:t>PZ819283</w:t>
-      </w:r>
-      <w:bookmarkEnd w:id="7"/>
-      <w:r>
-        <w:rPr>
-          <w:b/>
-          <w:bCs/>
-          <w:color w:val="000000" w:themeColor="text1"/>
-          <w:sz w:val="18"/>
-        </w:rPr>
-        <w:t xml:space="preserve">", </w:t>
-      </w:r>
-      <w:r>
-        <w:rPr>
-          <w:b/>
-          <w:bCs/>
-          <w:color w:val="000000" w:themeColor="text1"/>
-          <w:sz w:val="18"/>
-        </w:rPr>
-        <w:br/>
-      </w:r>
-      <w:r>
-        <w:rPr>
-          <w:b/>
-          <w:bCs/>
-          <w:color w:val="000000" w:themeColor="text1"/>
-          <w:sz w:val="18"/>
-        </w:rPr>
-        <w:t>"adresse</w:t>
-      </w:r>
-      <w:r>
-        <w:rPr>
-          <w:b/>
-          <w:bCs/>
-          <w:color w:val="000000" w:themeColor="text1"/>
-          <w:sz w:val="18"/>
-        </w:rPr>
-        <w:t>2</w:t>
-      </w:r>
-      <w:r>
-        <w:rPr>
-          <w:b/>
-          <w:bCs/>
-          <w:color w:val="000000" w:themeColor="text1"/>
-          <w:sz w:val="18"/>
-        </w:rPr>
-        <w:t>": "</w:t>
-      </w:r>
-      <w:bookmarkStart w:id="8" w:name="adresse2"/>
-      <w:r>
-        <w:rPr>
-          <w:b/>
-          <w:bCs/>
-          <w:color w:val="000000" w:themeColor="text1"/>
-          <w:sz w:val="18"/>
-        </w:rPr>
-        <w:t>HAY RACHAD G 3 NR 798 TIFLET</w:t>
-      </w:r>
-      <w:bookmarkEnd w:id="8"/>
-      <w:r>
-        <w:rPr>
-          <w:b/>
-          <w:bCs/>
-          <w:color w:val="000000" w:themeColor="text1"/>
-          <w:sz w:val="18"/>
-        </w:rPr>
-        <w:t xml:space="preserve">", </w:t>
-      </w:r>
-    </w:p>
-    <w:p>
-      <w:pPr>
-        <w:tabs>
-          <w:tab w:val="left" w:pos="567"/>
-        </w:tabs>
-        <w:spacing w:before="120"/>
-        <w:rPr>
-          <w:b/>
-          <w:bCs/>
-          <w:color w:val="000000" w:themeColor="text1"/>
-          <w:sz w:val="18"/>
-        </w:rPr>
-      </w:pPr>
-      <w:r>
-        <w:rPr>
-          <w:b/>
-          <w:bCs/>
-          <w:color w:val="000000" w:themeColor="text1"/>
-          <w:sz w:val="18"/>
-        </w:rPr>
-        <w:t>"</w:t>
-      </w:r>
-      <w:proofErr w:type="spellStart"/>
-      <w:r>
-        <w:rPr>
-          <w:b/>
-          <w:bCs/>
-          <w:color w:val="000000" w:themeColor="text1"/>
-          <w:sz w:val="18"/>
-        </w:rPr>
-        <w:t>telephone</w:t>
-      </w:r>
-      <w:proofErr w:type="spellEnd"/>
-      <w:proofErr w:type="gramStart"/>
-      <w:r>
-        <w:rPr>
-          <w:b/>
-          <w:bCs/>
-          <w:color w:val="000000" w:themeColor="text1"/>
-          <w:sz w:val="18"/>
-        </w:rPr>
-        <w:t>":</w:t>
-      </w:r>
-      <w:proofErr w:type="gramEnd"/>
-      <w:r>
-        <w:rPr>
-          <w:b/>
-          <w:bCs/>
-          <w:color w:val="000000" w:themeColor="text1"/>
-          <w:sz w:val="18"/>
-        </w:rPr>
-        <w:t xml:space="preserve"> "", "fax": "", "email": "", </w:t>
-      </w:r>
-    </w:p>
-    <w:p>
-      <w:pPr>
-        <w:tabs>
-          <w:tab w:val="left" w:pos="567"/>
-        </w:tabs>
-        <w:spacing w:before="120"/>
-        <w:rPr>
-          <w:b/>
-          <w:bCs/>
-          <w:color w:val="000000" w:themeColor="text1"/>
-          <w:sz w:val="18"/>
-        </w:rPr>
-      </w:pPr>
-      <w:r>
-        <w:rPr>
-          <w:b/>
-          <w:bCs/>
-          <w:color w:val="000000" w:themeColor="text1"/>
-          <w:sz w:val="18"/>
-        </w:rPr>
-        <w:t>"</w:t>
-      </w:r>
-      <w:proofErr w:type="spellStart"/>
-      <w:r>
-        <w:rPr>
-          <w:b/>
-          <w:bCs/>
-          <w:color w:val="000000" w:themeColor="text1"/>
-          <w:sz w:val="18"/>
-        </w:rPr>
-        <w:t>nom_projet</w:t>
-      </w:r>
-      <w:proofErr w:type="spellEnd"/>
-      <w:proofErr w:type="gramStart"/>
-      <w:r>
-        <w:rPr>
-          <w:b/>
-          <w:bCs/>
-          <w:color w:val="000000" w:themeColor="text1"/>
-          <w:sz w:val="18"/>
-        </w:rPr>
-        <w:t>":</w:t>
-      </w:r>
-      <w:proofErr w:type="gramEnd"/>
-      <w:r>
-        <w:rPr>
-          <w:b/>
-          <w:bCs/>
-          <w:color w:val="000000" w:themeColor="text1"/>
-          <w:sz w:val="18"/>
-        </w:rPr>
-        <w:t xml:space="preserve"> "", </w:t>
-      </w:r>
-    </w:p>
-    <w:p>
-      <w:pPr>
-        <w:tabs>
-          <w:tab w:val="left" w:pos="567"/>
-        </w:tabs>
-        <w:spacing w:before="120"/>
-        <w:rPr>
-          <w:rFonts w:ascii="Helvetica" w:hAnsi="Helvetica"/>
-          <w:b/>
-          <w:bCs/>
-          <w:color w:val="000000" w:themeColor="text1"/>
-          <w:spacing w:val="-2"/>
-          <w:shd w:val="clear" w:color="auto" w:fill="1C1C1C"/>
-        </w:rPr>
-      </w:pPr>
-      <w:r>
-        <w:rPr>
-          <w:b/>
-          <w:bCs/>
-          <w:color w:val="000000" w:themeColor="text1"/>
-          <w:sz w:val="18"/>
-        </w:rPr>
-        <w:t>"</w:t>
-      </w:r>
-      <w:proofErr w:type="spellStart"/>
-      <w:r>
-        <w:rPr>
-          <w:b/>
-          <w:bCs/>
-          <w:color w:val="000000" w:themeColor="text1"/>
-          <w:sz w:val="18"/>
-        </w:rPr>
-        <w:t>titre_foncier</w:t>
-      </w:r>
-      <w:proofErr w:type="spellEnd"/>
-      <w:proofErr w:type="gramStart"/>
-      <w:r>
-        <w:rPr>
-          <w:b/>
-          <w:bCs/>
-          <w:color w:val="000000" w:themeColor="text1"/>
-          <w:sz w:val="18"/>
-        </w:rPr>
-        <w:t>":</w:t>
-      </w:r>
-      <w:proofErr w:type="gramEnd"/>
-      <w:r>
-        <w:rPr>
-          <w:b/>
-          <w:bCs/>
-          <w:color w:val="000000" w:themeColor="text1"/>
-          <w:sz w:val="18"/>
-        </w:rPr>
-        <w:t xml:space="preserve"> "</w:t>
-      </w:r>
-      <w:bookmarkStart w:id="9" w:name="titre_foncier"/>
-      <w:r>
-        <w:rPr>
-          <w:b/>
-          <w:bCs/>
-          <w:color w:val="000000" w:themeColor="text1"/>
-          <w:sz w:val="18"/>
-        </w:rPr>
-        <w:t>31</w:t>
-      </w:r>
-      <w:r>
-        <w:rPr>
-          <w:b/>
-          <w:bCs/>
-          <w:color w:val="000000" w:themeColor="text1"/>
-          <w:sz w:val="18"/>
-        </w:rPr>
-        <w:t xml:space="preserve"> </w:t>
-      </w:r>
-      <w:r>
-        <w:rPr>
-          <w:b/>
-          <w:bCs/>
-          <w:color w:val="000000" w:themeColor="text1"/>
-          <w:sz w:val="18"/>
-        </w:rPr>
-        <w:t>846/16</w:t>
-      </w:r>
-      <w:bookmarkEnd w:id="9"/>
-      <w:r>
-        <w:rPr>
-          <w:b/>
-          <w:bCs/>
-          <w:color w:val="000000" w:themeColor="text1"/>
-          <w:sz w:val="18"/>
-        </w:rPr>
-        <w:t>",</w:t>
-      </w:r>
-      <w:r>
-        <w:rPr>
-          <w:rFonts w:ascii="Helvetica" w:hAnsi="Helvetica"/>
-          <w:b/>
-          <w:bCs/>
-          <w:color w:val="000000" w:themeColor="text1"/>
-          <w:spacing w:val="-2"/>
-          <w:shd w:val="clear" w:color="auto" w:fill="1C1C1C"/>
-        </w:rPr>
-        <w:t xml:space="preserve"> </w:t>
-      </w:r>
-    </w:p>
-    <w:p>
-      <w:pPr>
-        <w:tabs>
-          <w:tab w:val="left" w:pos="567"/>
-        </w:tabs>
-        <w:spacing w:before="120"/>
-        <w:rPr>
-          <w:b/>
-          <w:bCs/>
-          <w:color w:val="000000" w:themeColor="text1"/>
-          <w:sz w:val="18"/>
-        </w:rPr>
-      </w:pPr>
-      <w:r>
-        <w:rPr>
-          <w:rFonts w:ascii="Helvetica" w:hAnsi="Helvetica"/>
-          <w:b/>
-          <w:bCs/>
-          <w:color w:val="000000" w:themeColor="text1"/>
-          <w:spacing w:val="-2"/>
-          <w:shd w:val="clear" w:color="auto" w:fill="1C1C1C"/>
-        </w:rPr>
-        <w:t>"</w:t>
-      </w:r>
-      <w:proofErr w:type="spellStart"/>
-      <w:r>
-        <w:rPr>
-          <w:b/>
-          <w:bCs/>
-          <w:color w:val="000000" w:themeColor="text1"/>
-          <w:sz w:val="18"/>
-        </w:rPr>
-        <w:t>superficie_terrain</w:t>
-      </w:r>
-      <w:proofErr w:type="spellEnd"/>
-      <w:proofErr w:type="gramStart"/>
-      <w:r>
-        <w:rPr>
-          <w:b/>
-          <w:bCs/>
-          <w:color w:val="000000" w:themeColor="text1"/>
-          <w:sz w:val="18"/>
-        </w:rPr>
-        <w:t>":</w:t>
-      </w:r>
-      <w:proofErr w:type="gramEnd"/>
-      <w:r>
-        <w:rPr>
-          <w:b/>
-          <w:bCs/>
-          <w:color w:val="000000" w:themeColor="text1"/>
-          <w:sz w:val="18"/>
-        </w:rPr>
-        <w:t xml:space="preserve"> </w:t>
-      </w:r>
-      <w:bookmarkStart w:id="10" w:name="superficie_terrain"/>
-      <w:r>
-        <w:rPr>
-          <w:b/>
-          <w:bCs/>
-          <w:color w:val="000000" w:themeColor="text1"/>
-          <w:sz w:val="18"/>
-        </w:rPr>
-        <w:t>533</w:t>
-      </w:r>
-      <w:r>
-        <w:rPr>
-          <w:b/>
-          <w:bCs/>
-          <w:color w:val="000000" w:themeColor="text1"/>
-          <w:sz w:val="18"/>
-        </w:rPr>
-        <w:t xml:space="preserve"> </w:t>
-      </w:r>
-      <w:bookmarkEnd w:id="10"/>
-      <w:r>
-        <w:rPr>
-          <w:b/>
-          <w:bCs/>
-          <w:color w:val="000000" w:themeColor="text1"/>
-          <w:sz w:val="18"/>
-        </w:rPr>
-        <w:t xml:space="preserve">, </w:t>
-      </w:r>
-    </w:p>
-    <w:p>
-      <w:pPr>
-        <w:tabs>
-          <w:tab w:val="left" w:pos="567"/>
-        </w:tabs>
-        <w:spacing w:before="120"/>
-        <w:rPr>
-          <w:b/>
-          <w:bCs/>
-          <w:color w:val="000000" w:themeColor="text1"/>
-          <w:sz w:val="18"/>
-        </w:rPr>
-      </w:pPr>
-      <w:r>
-        <w:rPr>
-          <w:b/>
-          <w:bCs/>
-          <w:color w:val="000000" w:themeColor="text1"/>
-          <w:sz w:val="18"/>
-        </w:rPr>
-        <w:t>"</w:t>
-      </w:r>
-      <w:proofErr w:type="spellStart"/>
-      <w:r>
-        <w:rPr>
-          <w:b/>
-          <w:bCs/>
-          <w:color w:val="000000" w:themeColor="text1"/>
-          <w:sz w:val="18"/>
-        </w:rPr>
-        <w:t>superficie_plancher</w:t>
-      </w:r>
-      <w:proofErr w:type="spellEnd"/>
-      <w:proofErr w:type="gramStart"/>
-      <w:r>
-        <w:rPr>
-          <w:b/>
-          <w:bCs/>
-          <w:color w:val="000000" w:themeColor="text1"/>
-          <w:sz w:val="18"/>
-        </w:rPr>
-        <w:t>":</w:t>
-      </w:r>
-      <w:proofErr w:type="gramEnd"/>
-      <w:r>
-        <w:rPr>
-          <w:b/>
-          <w:bCs/>
-          <w:color w:val="000000" w:themeColor="text1"/>
-          <w:sz w:val="18"/>
-        </w:rPr>
-        <w:t xml:space="preserve"> </w:t>
-      </w:r>
-      <w:bookmarkStart w:id="11" w:name="superficie_plancher"/>
-      <w:r>
-        <w:rPr>
-          <w:b/>
-          <w:bCs/>
-          <w:color w:val="000000" w:themeColor="text1"/>
-          <w:sz w:val="18"/>
-        </w:rPr>
-        <w:t>3</w:t>
-      </w:r>
-      <w:r>
-        <w:rPr>
-          <w:b/>
-          <w:bCs/>
-          <w:color w:val="000000" w:themeColor="text1"/>
-          <w:sz w:val="18"/>
-        </w:rPr>
-        <w:t>19</w:t>
-      </w:r>
-      <w:r>
-        <w:rPr>
-          <w:b/>
-          <w:bCs/>
-          <w:color w:val="000000" w:themeColor="text1"/>
-          <w:sz w:val="18"/>
-        </w:rPr>
-        <w:t>8.032</w:t>
-      </w:r>
-      <w:bookmarkEnd w:id="11"/>
-      <w:r>
-        <w:rPr>
-          <w:b/>
-          <w:bCs/>
-          <w:color w:val="000000" w:themeColor="text1"/>
-          <w:sz w:val="18"/>
-        </w:rPr>
-        <w:t xml:space="preserve">, </w:t>
-      </w:r>
-    </w:p>
-    <w:p>
-      <w:pPr>
-        <w:tabs>
-          <w:tab w:val="left" w:pos="567"/>
-        </w:tabs>
-        <w:spacing w:before="120"/>
-        <w:rPr>
-          <w:b/>
-          <w:bCs/>
-          <w:color w:val="000000" w:themeColor="text1"/>
-          <w:sz w:val="18"/>
-        </w:rPr>
-      </w:pPr>
-      <w:r>
-        <w:rPr>
-          <w:b/>
-          <w:bCs/>
-          <w:color w:val="000000" w:themeColor="text1"/>
-          <w:sz w:val="18"/>
-        </w:rPr>
-        <w:t>"</w:t>
-      </w:r>
-      <w:proofErr w:type="spellStart"/>
-      <w:r>
-        <w:rPr>
-          <w:b/>
-          <w:bCs/>
-          <w:color w:val="000000" w:themeColor="text1"/>
-          <w:sz w:val="18"/>
-        </w:rPr>
-        <w:t>adresse_projet</w:t>
-      </w:r>
-      <w:proofErr w:type="spellEnd"/>
-      <w:proofErr w:type="gramStart"/>
-      <w:r>
-        <w:rPr>
-          <w:b/>
-          <w:bCs/>
-          <w:color w:val="000000" w:themeColor="text1"/>
-          <w:sz w:val="18"/>
-        </w:rPr>
-        <w:t>":</w:t>
-      </w:r>
-      <w:proofErr w:type="gramEnd"/>
-      <w:r>
-        <w:rPr>
-          <w:b/>
-          <w:bCs/>
-          <w:color w:val="000000" w:themeColor="text1"/>
-          <w:sz w:val="18"/>
-        </w:rPr>
-        <w:t xml:space="preserve"> "</w:t>
-      </w:r>
-      <w:bookmarkStart w:id="12" w:name="adresse_projet"/>
-      <w:proofErr w:type="spellStart"/>
-      <w:r>
-        <w:rPr>
-          <w:b/>
-          <w:bCs/>
-          <w:color w:val="000000" w:themeColor="text1"/>
-          <w:sz w:val="18"/>
-        </w:rPr>
-        <w:t>Tiflet</w:t>
-      </w:r>
-      <w:proofErr w:type="spellEnd"/>
-      <w:r>
-        <w:rPr>
-          <w:b/>
-          <w:bCs/>
-          <w:color w:val="000000" w:themeColor="text1"/>
-          <w:sz w:val="18"/>
-        </w:rPr>
-        <w:t xml:space="preserve"> Centre</w:t>
-      </w:r>
-      <w:bookmarkEnd w:id="12"/>
-      <w:r>
-        <w:rPr>
-          <w:b/>
-          <w:bCs/>
-          <w:color w:val="000000" w:themeColor="text1"/>
-          <w:sz w:val="18"/>
-        </w:rPr>
-        <w:t xml:space="preserve">", </w:t>
-      </w:r>
-    </w:p>
-    <w:p>
-      <w:pPr>
-        <w:tabs>
-          <w:tab w:val="left" w:pos="567"/>
-        </w:tabs>
-        <w:spacing w:before="120"/>
-        <w:rPr>
-          <w:b/>
-          <w:bCs/>
-          <w:color w:val="000000" w:themeColor="text1"/>
-          <w:sz w:val="18"/>
-        </w:rPr>
-      </w:pPr>
-      <w:r>
-        <w:rPr>
-          <w:b/>
-          <w:bCs/>
-          <w:color w:val="000000" w:themeColor="text1"/>
-          <w:sz w:val="18"/>
-        </w:rPr>
-        <w:t>"province</w:t>
-      </w:r>
-      <w:proofErr w:type="gramStart"/>
-      <w:r>
-        <w:rPr>
-          <w:b/>
-          <w:bCs/>
-          <w:color w:val="000000" w:themeColor="text1"/>
-          <w:sz w:val="18"/>
-        </w:rPr>
-        <w:t>":</w:t>
-      </w:r>
-      <w:proofErr w:type="gramEnd"/>
-      <w:r>
-        <w:rPr>
-          <w:b/>
-          <w:bCs/>
-          <w:color w:val="000000" w:themeColor="text1"/>
-          <w:sz w:val="18"/>
-        </w:rPr>
-        <w:t xml:space="preserve"> "</w:t>
-      </w:r>
-      <w:bookmarkStart w:id="13" w:name="province"/>
-      <w:r>
-        <w:rPr>
-          <w:b/>
-          <w:bCs/>
-          <w:color w:val="000000" w:themeColor="text1"/>
-          <w:sz w:val="18"/>
-        </w:rPr>
-        <w:t xml:space="preserve">Préfecture de </w:t>
-      </w:r>
-      <w:proofErr w:type="spellStart"/>
-      <w:r>
-        <w:rPr>
-          <w:b/>
-          <w:bCs/>
-          <w:color w:val="000000" w:themeColor="text1"/>
-          <w:sz w:val="18"/>
-        </w:rPr>
-        <w:t>Khemissat</w:t>
-      </w:r>
-      <w:bookmarkEnd w:id="13"/>
-      <w:proofErr w:type="spellEnd"/>
-      <w:r>
-        <w:rPr>
-          <w:b/>
-          <w:bCs/>
-          <w:color w:val="000000" w:themeColor="text1"/>
-          <w:sz w:val="18"/>
-        </w:rPr>
-        <w:t xml:space="preserve">", </w:t>
-      </w:r>
-    </w:p>
-    <w:p>
-      <w:pPr>
-        <w:tabs>
-          <w:tab w:val="left" w:pos="567"/>
-        </w:tabs>
-        <w:spacing w:before="120"/>
-        <w:rPr>
-          <w:b/>
-          <w:bCs/>
-          <w:color w:val="000000" w:themeColor="text1"/>
-          <w:sz w:val="18"/>
-        </w:rPr>
-      </w:pPr>
-      <w:r>
-        <w:rPr>
-          <w:b/>
-          <w:bCs/>
-          <w:color w:val="000000" w:themeColor="text1"/>
-          <w:sz w:val="18"/>
-        </w:rPr>
-        <w:t>"commune</w:t>
-      </w:r>
-      <w:proofErr w:type="gramStart"/>
-      <w:r>
-        <w:rPr>
-          <w:b/>
-          <w:bCs/>
-          <w:color w:val="000000" w:themeColor="text1"/>
-          <w:sz w:val="18"/>
-        </w:rPr>
-        <w:t>":</w:t>
-      </w:r>
-      <w:proofErr w:type="gramEnd"/>
-      <w:r>
-        <w:rPr>
-          <w:b/>
-          <w:bCs/>
-          <w:color w:val="000000" w:themeColor="text1"/>
-          <w:sz w:val="18"/>
-        </w:rPr>
-        <w:t xml:space="preserve"> "</w:t>
-      </w:r>
-      <w:bookmarkStart w:id="14" w:name="commune"/>
-      <w:r>
-        <w:rPr>
-          <w:b/>
-          <w:bCs/>
-          <w:color w:val="000000" w:themeColor="text1"/>
-          <w:sz w:val="18"/>
-        </w:rPr>
-        <w:t>de</w:t>
-      </w:r>
-      <w:r>
-        <w:rPr>
-          <w:b/>
-          <w:bCs/>
-          <w:color w:val="000000" w:themeColor="text1"/>
-          <w:sz w:val="18"/>
-        </w:rPr>
-        <w:t xml:space="preserve"> </w:t>
-      </w:r>
-      <w:proofErr w:type="spellStart"/>
-      <w:r>
-        <w:rPr>
-          <w:b/>
-          <w:bCs/>
-          <w:color w:val="000000" w:themeColor="text1"/>
-          <w:sz w:val="18"/>
-        </w:rPr>
-        <w:t>Tiflet</w:t>
-      </w:r>
-      <w:proofErr w:type="spellEnd"/>
-      <w:r>
-        <w:rPr>
-          <w:b/>
-          <w:bCs/>
-          <w:color w:val="000000" w:themeColor="text1"/>
-          <w:sz w:val="18"/>
-        </w:rPr>
-        <w:t xml:space="preserve"> </w:t>
-      </w:r>
-      <w:bookmarkEnd w:id="14"/>
-      <w:r>
-        <w:rPr>
-          <w:b/>
-          <w:bCs/>
-          <w:color w:val="000000" w:themeColor="text1"/>
-          <w:sz w:val="18"/>
-        </w:rPr>
-        <w:t xml:space="preserve">", </w:t>
-      </w:r>
-    </w:p>
-    <w:p>
-      <w:pPr>
-        <w:tabs>
-          <w:tab w:val="left" w:pos="567"/>
-        </w:tabs>
-        <w:spacing w:before="120"/>
-        <w:rPr>
-          <w:b/>
-          <w:bCs/>
-          <w:color w:val="000000" w:themeColor="text1"/>
-          <w:sz w:val="18"/>
-        </w:rPr>
-      </w:pPr>
-      <w:r>
-        <w:rPr>
-          <w:b/>
-          <w:bCs/>
-          <w:color w:val="000000" w:themeColor="text1"/>
-          <w:sz w:val="18"/>
-        </w:rPr>
-        <w:t>"</w:t>
-      </w:r>
-      <w:proofErr w:type="spellStart"/>
-      <w:r>
-        <w:rPr>
-          <w:b/>
-          <w:bCs/>
-          <w:color w:val="000000" w:themeColor="text1"/>
-          <w:sz w:val="18"/>
-        </w:rPr>
-        <w:t>hauteur_moyenne</w:t>
-      </w:r>
-      <w:proofErr w:type="spellEnd"/>
-      <w:proofErr w:type="gramStart"/>
-      <w:r>
-        <w:rPr>
-          <w:b/>
-          <w:bCs/>
-          <w:color w:val="000000" w:themeColor="text1"/>
-          <w:sz w:val="18"/>
-        </w:rPr>
-        <w:t>":</w:t>
-      </w:r>
-      <w:proofErr w:type="gramEnd"/>
-      <w:r>
-        <w:rPr>
-          <w:b/>
-          <w:bCs/>
-          <w:color w:val="000000" w:themeColor="text1"/>
-          <w:sz w:val="18"/>
-        </w:rPr>
-        <w:t xml:space="preserve"> "</w:t>
-      </w:r>
-      <w:r>
-        <w:rPr>
-          <w:b/>
-          <w:bCs/>
-          <w:color w:val="000000" w:themeColor="text1"/>
-          <w:sz w:val="18"/>
-        </w:rPr>
-        <w:t>R+5</w:t>
-      </w:r>
-      <w:r>
-        <w:rPr>
-          <w:b/>
-          <w:bCs/>
-          <w:color w:val="000000" w:themeColor="text1"/>
-          <w:sz w:val="18"/>
-        </w:rPr>
-        <w:t>",</w:t>
-      </w:r>
-    </w:p>
-    <w:p>
-      <w:pPr>
-        <w:tabs>
-          <w:tab w:val="left" w:pos="567"/>
-        </w:tabs>
-        <w:spacing w:before="120"/>
-        <w:rPr>
-          <w:b/>
-          <w:bCs/>
-          <w:color w:val="000000" w:themeColor="text1"/>
-          <w:sz w:val="18"/>
-        </w:rPr>
-      </w:pPr>
-      <w:r>
-        <w:rPr>
-          <w:b/>
-          <w:bCs/>
-          <w:color w:val="000000" w:themeColor="text1"/>
-          <w:sz w:val="18"/>
-        </w:rPr>
-        <w:t xml:space="preserve"> "</w:t>
-      </w:r>
-      <w:proofErr w:type="spellStart"/>
-      <w:r>
-        <w:rPr>
-          <w:b/>
-          <w:bCs/>
-          <w:color w:val="000000" w:themeColor="text1"/>
-          <w:sz w:val="18"/>
-        </w:rPr>
-        <w:t>categorie_batiment</w:t>
-      </w:r>
-      <w:proofErr w:type="spellEnd"/>
-      <w:proofErr w:type="gramStart"/>
-      <w:r>
-        <w:rPr>
-          <w:b/>
-          <w:bCs/>
-          <w:color w:val="000000" w:themeColor="text1"/>
-          <w:sz w:val="18"/>
-        </w:rPr>
-        <w:t>":</w:t>
-      </w:r>
-      <w:proofErr w:type="gramEnd"/>
-      <w:r>
-        <w:rPr>
-          <w:b/>
-          <w:bCs/>
-          <w:color w:val="000000" w:themeColor="text1"/>
-          <w:sz w:val="18"/>
-        </w:rPr>
-        <w:t xml:space="preserve"> "",</w:t>
-      </w:r>
-    </w:p>
-    <w:p>
-      <w:pPr>
-        <w:tabs>
-          <w:tab w:val="left" w:pos="567"/>
-        </w:tabs>
-        <w:spacing w:before="120"/>
-        <w:rPr>
-          <w:b/>
-          <w:bCs/>
-          <w:color w:val="000000" w:themeColor="text1"/>
-          <w:sz w:val="18"/>
-          <w:szCs w:val="18"/>
-          <w:u w:val="single"/>
-        </w:rPr>
-      </w:pPr>
-      <w:r>
-        <w:rPr>
-          <w:b/>
-          <w:bCs/>
-          <w:color w:val="000000" w:themeColor="text1"/>
-          <w:sz w:val="18"/>
-        </w:rPr>
-        <w:t xml:space="preserve"> "prix_m2</w:t>
-      </w:r>
-      <w:proofErr w:type="gramStart"/>
-      <w:r>
-        <w:rPr>
-          <w:b/>
-          <w:bCs/>
-          <w:color w:val="000000" w:themeColor="text1"/>
-          <w:sz w:val="18"/>
-        </w:rPr>
-        <w:t>":</w:t>
-      </w:r>
-      <w:proofErr w:type="gramEnd"/>
-      <w:r>
-        <w:rPr>
-          <w:b/>
-          <w:bCs/>
-          <w:color w:val="000000" w:themeColor="text1"/>
-          <w:sz w:val="18"/>
-        </w:rPr>
-        <w:t xml:space="preserve"> </w:t>
-      </w:r>
-      <w:bookmarkStart w:id="15" w:name="prix_m2"/>
-      <w:r>
-        <w:rPr>
-          <w:b/>
-          <w:bCs/>
-          <w:color w:val="000000" w:themeColor="text1"/>
-          <w:sz w:val="18"/>
-        </w:rPr>
-        <w:t>8</w:t>
-      </w:r>
-      <w:r>
-        <w:rPr>
-          <w:b/>
-          <w:bCs/>
-          <w:color w:val="000000" w:themeColor="text1"/>
-          <w:sz w:val="18"/>
-        </w:rPr>
-        <w:t>13</w:t>
-      </w:r>
-      <w:bookmarkEnd w:id="15"/>
-      <w:r>
-        <w:rPr>
-          <w:b/>
-          <w:bCs/>
-          <w:color w:val="000000" w:themeColor="text1"/>
-          <w:sz w:val="18"/>
-        </w:rPr>
-        <w:t>, "</w:t>
-      </w:r>
-      <w:proofErr w:type="spellStart"/>
-      <w:r>
-        <w:rPr>
-          <w:b/>
-          <w:bCs/>
-          <w:color w:val="000000" w:themeColor="text1"/>
-          <w:sz w:val="18"/>
-        </w:rPr>
-        <w:t>taux_honoraires</w:t>
-      </w:r>
-      <w:proofErr w:type="spellEnd"/>
-      <w:r>
-        <w:rPr>
-          <w:b/>
-          <w:bCs/>
-          <w:color w:val="000000" w:themeColor="text1"/>
-          <w:sz w:val="18"/>
-        </w:rPr>
-        <w:t xml:space="preserve">": </w:t>
-      </w:r>
-      <w:bookmarkStart w:id="16" w:name="taux_honoraires"/>
-      <w:r>
-        <w:rPr>
-          <w:b/>
-          <w:bCs/>
-          <w:color w:val="000000" w:themeColor="text1"/>
-          <w:sz w:val="18"/>
-        </w:rPr>
-        <w:t>3</w:t>
-      </w:r>
-      <w:bookmarkEnd w:id="16"/>
-      <w:r>
-        <w:rPr>
-          <w:b/>
-          <w:bCs/>
-          <w:color w:val="000000" w:themeColor="text1"/>
-          <w:sz w:val="18"/>
-        </w:rPr>
-        <w:t>, "</w:t>
-      </w:r>
-      <w:proofErr w:type="spellStart"/>
-      <w:r>
-        <w:rPr>
-          <w:b/>
-          <w:bCs/>
-          <w:color w:val="000000" w:themeColor="text1"/>
-          <w:sz w:val="18"/>
-        </w:rPr>
-        <w:t>taux_honoraires_lettres</w:t>
-      </w:r>
-      <w:proofErr w:type="spellEnd"/>
-      <w:r>
-        <w:rPr>
-          <w:b/>
-          <w:bCs/>
-          <w:color w:val="000000" w:themeColor="text1"/>
-          <w:sz w:val="18"/>
-        </w:rPr>
-        <w:t>": "</w:t>
-      </w:r>
-      <w:bookmarkStart w:id="17" w:name="taux_honoraires_lettres"/>
-      <w:r>
-        <w:rPr>
-          <w:b/>
-          <w:bCs/>
-          <w:color w:val="000000" w:themeColor="text1"/>
-          <w:sz w:val="18"/>
-        </w:rPr>
-        <w:t>trois pour cent</w:t>
-      </w:r>
-      <w:bookmarkEnd w:id="17"/>
-      <w:r>
-        <w:rPr>
-          <w:b/>
-          <w:bCs/>
-          <w:color w:val="000000" w:themeColor="text1"/>
-          <w:sz w:val="18"/>
-        </w:rPr>
-        <w:t>", "</w:t>
-      </w:r>
-      <w:proofErr w:type="spellStart"/>
-      <w:r>
-        <w:rPr>
-          <w:b/>
-          <w:bCs/>
-          <w:color w:val="000000" w:themeColor="text1"/>
-          <w:sz w:val="18"/>
-        </w:rPr>
-        <w:t>montant_estime_travaux</w:t>
-      </w:r>
-      <w:proofErr w:type="spellEnd"/>
-      <w:r>
-        <w:rPr>
-          <w:b/>
-          <w:bCs/>
-          <w:color w:val="000000" w:themeColor="text1"/>
-          <w:sz w:val="18"/>
-        </w:rPr>
-        <w:t xml:space="preserve">": </w:t>
-      </w:r>
-      <w:bookmarkStart w:id="18" w:name="montant_estime_travaux"/>
-      <w:r>
-        <w:rPr>
-          <w:b/>
-          <w:bCs/>
-          <w:color w:val="000000" w:themeColor="text1"/>
-          <w:sz w:val="18"/>
-        </w:rPr>
-        <w:t xml:space="preserve">2 </w:t>
-      </w:r>
-      <w:r>
-        <w:rPr>
-          <w:b/>
-          <w:bCs/>
-          <w:color w:val="000000" w:themeColor="text1"/>
-          <w:sz w:val="18"/>
-        </w:rPr>
-        <w:t>600 0</w:t>
-      </w:r>
-      <w:r>
-        <w:rPr>
-          <w:b/>
-          <w:bCs/>
-          <w:color w:val="000000" w:themeColor="text1"/>
-          <w:sz w:val="18"/>
-        </w:rPr>
-        <w:t>0</w:t>
-      </w:r>
-      <w:r>
-        <w:rPr>
-          <w:b/>
-          <w:bCs/>
-          <w:color w:val="000000" w:themeColor="text1"/>
-          <w:sz w:val="18"/>
-        </w:rPr>
-        <w:t>0</w:t>
-      </w:r>
-      <w:bookmarkEnd w:id="18"/>
-      <w:r>
-        <w:rPr>
-          <w:b/>
-          <w:bCs/>
-          <w:color w:val="000000" w:themeColor="text1"/>
-          <w:sz w:val="18"/>
-        </w:rPr>
-        <w:t xml:space="preserve"> "</w:t>
-      </w:r>
-      <w:proofErr w:type="spellStart"/>
-      <w:r>
-        <w:rPr>
-          <w:b/>
-          <w:bCs/>
-          <w:color w:val="000000" w:themeColor="text1"/>
-          <w:sz w:val="18"/>
-        </w:rPr>
-        <w:t>montant_honoraires</w:t>
-      </w:r>
-      <w:proofErr w:type="spellEnd"/>
-      <w:r>
-        <w:rPr>
-          <w:b/>
-          <w:bCs/>
-          <w:color w:val="000000" w:themeColor="text1"/>
-          <w:sz w:val="18"/>
-        </w:rPr>
-        <w:t xml:space="preserve">": </w:t>
-      </w:r>
-      <w:bookmarkStart w:id="19" w:name="montant_honoraires"/>
-      <w:r>
-        <w:rPr>
-          <w:b/>
-          <w:bCs/>
-          <w:color w:val="000000" w:themeColor="text1"/>
-          <w:sz w:val="18"/>
-        </w:rPr>
-        <w:t>7</w:t>
-      </w:r>
-      <w:r>
-        <w:rPr>
-          <w:b/>
-          <w:bCs/>
-          <w:color w:val="000000" w:themeColor="text1"/>
-          <w:sz w:val="18"/>
-        </w:rPr>
-        <w:t>8 000</w:t>
-      </w:r>
-      <w:r>
-        <w:rPr>
-          <w:b/>
-          <w:bCs/>
-          <w:color w:val="000000" w:themeColor="text1"/>
-          <w:sz w:val="18"/>
-        </w:rPr>
-        <w:t xml:space="preserve"> </w:t>
-      </w:r>
-      <w:bookmarkEnd w:id="19"/>
-      <w:r>
-        <w:rPr>
-          <w:b/>
-          <w:bCs/>
-          <w:color w:val="000000" w:themeColor="text1"/>
-          <w:sz w:val="18"/>
-        </w:rPr>
-        <w:t>, "</w:t>
-      </w:r>
-      <w:proofErr w:type="spellStart"/>
-      <w:r>
-        <w:rPr>
-          <w:b/>
-          <w:bCs/>
-          <w:color w:val="000000" w:themeColor="text1"/>
-          <w:sz w:val="18"/>
-        </w:rPr>
-        <w:t>montant_TVA</w:t>
-      </w:r>
-      <w:proofErr w:type="spellEnd"/>
-      <w:r>
-        <w:rPr>
-          <w:b/>
-          <w:bCs/>
-          <w:color w:val="000000" w:themeColor="text1"/>
-          <w:sz w:val="18"/>
-        </w:rPr>
-        <w:t xml:space="preserve">": </w:t>
-      </w:r>
-      <w:bookmarkStart w:id="20" w:name="montant_TVA"/>
-      <w:r>
-        <w:rPr>
-          <w:b/>
-          <w:bCs/>
-          <w:color w:val="000000" w:themeColor="text1"/>
-          <w:sz w:val="18"/>
-        </w:rPr>
-        <w:t>15 600</w:t>
-      </w:r>
-      <w:bookmarkEnd w:id="20"/>
-      <w:r>
-        <w:rPr>
-          <w:b/>
-          <w:bCs/>
-          <w:color w:val="000000" w:themeColor="text1"/>
-          <w:sz w:val="18"/>
-        </w:rPr>
-        <w:t>, "</w:t>
-      </w:r>
-      <w:proofErr w:type="spellStart"/>
-      <w:r>
-        <w:rPr>
-          <w:b/>
-          <w:bCs/>
-          <w:color w:val="000000" w:themeColor="text1"/>
-          <w:sz w:val="18"/>
-        </w:rPr>
-        <w:t>honoraires_TTC</w:t>
-      </w:r>
-      <w:proofErr w:type="spellEnd"/>
-      <w:r>
-        <w:rPr>
-          <w:b/>
-          <w:bCs/>
-          <w:color w:val="000000" w:themeColor="text1"/>
-          <w:sz w:val="18"/>
-        </w:rPr>
-        <w:t xml:space="preserve">": </w:t>
-      </w:r>
-      <w:bookmarkStart w:id="21" w:name="honoraires_TTC"/>
-      <w:r>
-        <w:rPr>
-          <w:b/>
-          <w:bCs/>
-          <w:color w:val="000000" w:themeColor="text1"/>
-          <w:sz w:val="18"/>
-        </w:rPr>
-        <w:t>9</w:t>
-      </w:r>
-      <w:r>
-        <w:rPr>
-          <w:b/>
-          <w:bCs/>
-          <w:color w:val="000000" w:themeColor="text1"/>
-          <w:sz w:val="18"/>
-        </w:rPr>
-        <w:t>3 600</w:t>
-      </w:r>
-      <w:r>
-        <w:rPr>
-          <w:b/>
-          <w:bCs/>
-          <w:color w:val="000000" w:themeColor="text1"/>
-          <w:sz w:val="18"/>
-        </w:rPr>
-        <w:t xml:space="preserve"> </w:t>
-      </w:r>
-      <w:bookmarkEnd w:id="21"/>
-      <w:r>
-        <w:rPr>
-          <w:b/>
-          <w:bCs/>
-          <w:color w:val="000000" w:themeColor="text1"/>
-          <w:sz w:val="18"/>
-        </w:rPr>
-        <w:t>, "</w:t>
-      </w:r>
-      <w:proofErr w:type="spellStart"/>
-      <w:r>
-        <w:rPr>
-          <w:b/>
-          <w:bCs/>
-          <w:color w:val="000000" w:themeColor="text1"/>
-          <w:sz w:val="18"/>
-        </w:rPr>
-        <w:t>honoraires_TTC_lettres</w:t>
-      </w:r>
-      <w:proofErr w:type="spellEnd"/>
-      <w:r>
-        <w:rPr>
-          <w:b/>
-          <w:bCs/>
-          <w:color w:val="000000" w:themeColor="text1"/>
-          <w:sz w:val="18"/>
-        </w:rPr>
-        <w:t>": "</w:t>
-      </w:r>
-      <w:bookmarkStart w:id="22" w:name="honoraires_TTC_lettres"/>
-      <w:r>
-        <w:rPr>
-          <w:b/>
-          <w:bCs/>
-          <w:color w:val="000000" w:themeColor="text1"/>
-          <w:sz w:val="18"/>
-        </w:rPr>
-        <w:t xml:space="preserve">Quatre-vingt-treize mille six cent </w:t>
-      </w:r>
-      <w:r>
-        <w:rPr>
-          <w:b/>
-          <w:bCs/>
-          <w:color w:val="000000" w:themeColor="text1"/>
-          <w:sz w:val="18"/>
-        </w:rPr>
-        <w:t>dirhams</w:t>
-      </w:r>
-      <w:bookmarkEnd w:id="22"/>
-      <w:r>
-        <w:rPr>
-          <w:b/>
-          <w:bCs/>
-          <w:color w:val="000000" w:themeColor="text1"/>
-          <w:sz w:val="18"/>
-        </w:rPr>
-        <w:t>" } "</w:t>
-      </w:r>
-      <w:proofErr w:type="spellStart"/>
-      <w:r>
-        <w:rPr>
-          <w:b/>
-          <w:bCs/>
-          <w:color w:val="000000" w:themeColor="text1"/>
-          <w:sz w:val="18"/>
-        </w:rPr>
-        <w:t>nom</w:t>
-      </w:r>
-      <w:r>
-        <w:rPr>
-          <w:b/>
-          <w:bCs/>
-          <w:color w:val="000000" w:themeColor="text1"/>
-          <w:sz w:val="18"/>
-          <w:lang w:bidi="ar-MA"/>
-        </w:rPr>
-        <w:t>_</w:t>
-      </w:r>
-      <w:r>
-        <w:rPr>
-          <w:b/>
-          <w:bCs/>
-          <w:color w:val="000000" w:themeColor="text1"/>
-          <w:sz w:val="18"/>
-        </w:rPr>
-        <w:t>du_projet</w:t>
-      </w:r>
-      <w:proofErr w:type="spellEnd"/>
-      <w:r>
-        <w:rPr>
-          <w:b/>
-          <w:bCs/>
-          <w:color w:val="000000" w:themeColor="text1"/>
-          <w:sz w:val="18"/>
-        </w:rPr>
-        <w:t xml:space="preserve">" : " " </w:t>
-      </w:r>
     </w:p>
     <w:p>
       <w:pPr>
